--- a/Bao_Cao_Do_An_Co_So_Kollab.docx
+++ b/Bao_Cao_Do_An_Co_So_Kollab.docx
@@ -9427,6 +9427,175 @@
                 <w:rFonts w:ascii="Times New Roman" w:hAnsi="Times New Roman" w:eastAsia="Times New Roman" w:cs="Times New Roman"/>
               </w:rPr>
               <w:t>Mô tả mục tiêu dự án</w:t>
+            </w:r>
+          </w:p>
+        </w:tc>
+      </w:tr>
+      <w:tr>
+        <w:trPr>
+          <w:cantSplit/>
+        </w:trPr>
+        <w:tc>
+          <w:tcPr>
+            <w:tcW w:type="dxa" w:w="1701"/>
+            <w:tcMar>
+              <w:top w:w="120" w:type="dxa"/>
+              <w:bottom w:w="120" w:type="dxa"/>
+              <w:left w:w="150" w:type="dxa"/>
+              <w:right w:w="150" w:type="dxa"/>
+            </w:tcMar>
+            <w:tcBorders>
+              <w:top w:sz="4" w:val="single" w:color="CCCCCC"/>
+              <w:left w:sz="4" w:val="single" w:color="CCCCCC"/>
+              <w:bottom w:sz="4" w:val="single" w:color="CCCCCC"/>
+              <w:right w:sz="4" w:val="single" w:color="CCCCCC"/>
+            </w:tcBorders>
+          </w:tcPr>
+          <w:p>
+            <w:pPr>
+              <w:spacing w:before="40" w:after="40" w:line="276" w:lineRule="auto"/>
+              <w:jc w:val="left"/>
+            </w:pPr>
+            <w:r>
+              <w:rPr>
+                <w:rFonts w:ascii="Times New Roman" w:hAnsi="Times New Roman"/>
+                <w:b/>
+                <w:i w:val="0"/>
+                <w:sz w:val="18"/>
+                <w:rFonts w:ascii="Times New Roman" w:hAnsi="Times New Roman" w:eastAsia="Times New Roman" w:cs="Times New Roman"/>
+              </w:rPr>
+              <w:t>color</w:t>
+            </w:r>
+          </w:p>
+        </w:tc>
+        <w:tc>
+          <w:tcPr>
+            <w:tcW w:type="dxa" w:w="1701"/>
+            <w:tcMar>
+              <w:top w:w="120" w:type="dxa"/>
+              <w:bottom w:w="120" w:type="dxa"/>
+              <w:left w:w="150" w:type="dxa"/>
+              <w:right w:w="150" w:type="dxa"/>
+            </w:tcMar>
+            <w:tcBorders>
+              <w:top w:sz="4" w:val="single" w:color="CCCCCC"/>
+              <w:left w:sz="4" w:val="single" w:color="CCCCCC"/>
+              <w:bottom w:sz="4" w:val="single" w:color="CCCCCC"/>
+              <w:right w:sz="4" w:val="single" w:color="CCCCCC"/>
+            </w:tcBorders>
+          </w:tcPr>
+          <w:p>
+            <w:pPr>
+              <w:spacing w:before="40" w:after="40" w:line="276" w:lineRule="auto"/>
+              <w:jc w:val="left"/>
+            </w:pPr>
+            <w:r>
+              <w:rPr>
+                <w:rFonts w:ascii="Times New Roman" w:hAnsi="Times New Roman"/>
+                <w:b w:val="0"/>
+                <w:i w:val="0"/>
+                <w:sz w:val="18"/>
+                <w:rFonts w:ascii="Times New Roman" w:hAnsi="Times New Roman" w:eastAsia="Times New Roman" w:cs="Times New Roman"/>
+              </w:rPr>
+              <w:t>text</w:t>
+            </w:r>
+          </w:p>
+        </w:tc>
+        <w:tc>
+          <w:tcPr>
+            <w:tcW w:type="dxa" w:w="1701"/>
+            <w:tcMar>
+              <w:top w:w="120" w:type="dxa"/>
+              <w:bottom w:w="120" w:type="dxa"/>
+              <w:left w:w="150" w:type="dxa"/>
+              <w:right w:w="150" w:type="dxa"/>
+            </w:tcMar>
+            <w:tcBorders>
+              <w:top w:sz="4" w:val="single" w:color="CCCCCC"/>
+              <w:left w:sz="4" w:val="single" w:color="CCCCCC"/>
+              <w:bottom w:sz="4" w:val="single" w:color="CCCCCC"/>
+              <w:right w:sz="4" w:val="single" w:color="CCCCCC"/>
+            </w:tcBorders>
+          </w:tcPr>
+          <w:p>
+            <w:pPr>
+              <w:spacing w:before="40" w:after="40" w:line="276" w:lineRule="auto"/>
+              <w:jc w:val="left"/>
+            </w:pPr>
+            <w:r>
+              <w:rPr>
+                <w:rFonts w:ascii="Times New Roman" w:hAnsi="Times New Roman"/>
+                <w:b w:val="0"/>
+                <w:i w:val="0"/>
+                <w:sz w:val="18"/>
+                <w:rFonts w:ascii="Times New Roman" w:hAnsi="Times New Roman" w:eastAsia="Times New Roman" w:cs="Times New Roman"/>
+              </w:rPr>
+              <w:t>DEFAULT '#3b82f6'</w:t>
+            </w:r>
+          </w:p>
+        </w:tc>
+        <w:tc>
+          <w:tcPr>
+            <w:tcW w:type="dxa" w:w="850"/>
+            <w:tcMar>
+              <w:top w:w="120" w:type="dxa"/>
+              <w:bottom w:w="120" w:type="dxa"/>
+              <w:left w:w="150" w:type="dxa"/>
+              <w:right w:w="150" w:type="dxa"/>
+            </w:tcMar>
+            <w:tcBorders>
+              <w:top w:sz="4" w:val="single" w:color="CCCCCC"/>
+              <w:left w:sz="4" w:val="single" w:color="CCCCCC"/>
+              <w:bottom w:sz="4" w:val="single" w:color="CCCCCC"/>
+              <w:right w:sz="4" w:val="single" w:color="CCCCCC"/>
+            </w:tcBorders>
+          </w:tcPr>
+          <w:p>
+            <w:pPr>
+              <w:spacing w:before="40" w:after="40" w:line="276" w:lineRule="auto"/>
+              <w:jc w:val="left"/>
+            </w:pPr>
+            <w:r>
+              <w:rPr>
+                <w:rFonts w:ascii="Times New Roman" w:hAnsi="Times New Roman"/>
+                <w:b w:val="0"/>
+                <w:i w:val="0"/>
+                <w:sz w:val="18"/>
+                <w:rFonts w:ascii="Times New Roman" w:hAnsi="Times New Roman" w:eastAsia="Times New Roman" w:cs="Times New Roman"/>
+              </w:rPr>
+            </w:r>
+          </w:p>
+        </w:tc>
+        <w:tc>
+          <w:tcPr>
+            <w:tcW w:type="dxa" w:w="2835"/>
+            <w:tcMar>
+              <w:top w:w="120" w:type="dxa"/>
+              <w:bottom w:w="120" w:type="dxa"/>
+              <w:left w:w="150" w:type="dxa"/>
+              <w:right w:w="150" w:type="dxa"/>
+            </w:tcMar>
+            <w:tcBorders>
+              <w:top w:sz="4" w:val="single" w:color="CCCCCC"/>
+              <w:left w:sz="4" w:val="single" w:color="CCCCCC"/>
+              <w:bottom w:sz="4" w:val="single" w:color="CCCCCC"/>
+              <w:right w:sz="4" w:val="single" w:color="CCCCCC"/>
+            </w:tcBorders>
+          </w:tcPr>
+          <w:p>
+            <w:pPr>
+              <w:spacing w:before="40" w:after="40" w:line="276" w:lineRule="auto"/>
+              <w:jc w:val="left"/>
+            </w:pPr>
+            <w:r>
+              <w:rPr>
+                <w:rFonts w:ascii="Times New Roman" w:hAnsi="Times New Roman"/>
+                <w:b w:val="0"/>
+                <w:i w:val="0"/>
+                <w:sz w:val="18"/>
+                <w:rFonts w:ascii="Times New Roman" w:hAnsi="Times New Roman" w:eastAsia="Times New Roman" w:cs="Times New Roman"/>
+              </w:rPr>
+              <w:t>Mã màu Hex nhận diện dự án</w:t>
             </w:r>
           </w:p>
         </w:tc>
